--- a/ex1/report_new/report.docx
+++ b/ex1/report_new/report.docx
@@ -304,7 +304,7 @@
       </w:r>
     </w:p>
     <w:bookmarkEnd w:id="22"/>
-    <w:bookmarkStart w:id="30" w:name="выполнение-лабораторной-работы"/>
+    <w:bookmarkStart w:id="32" w:name="выполнение-лабораторной-работы"/>
     <w:p>
       <w:pPr>
         <w:pStyle w:val="Heading1"/>
@@ -677,7 +677,7 @@
       </w:r>
     </w:p>
     <w:bookmarkEnd w:id="28"/>
-    <w:bookmarkStart w:id="29" w:name="результат-компиляции"/>
+    <w:bookmarkStart w:id="31" w:name="результат-компиляции"/>
     <w:p>
       <w:pPr>
         <w:pStyle w:val="Heading2"/>
@@ -697,23 +697,99 @@
     </w:p>
     <w:p>
       <w:pPr>
-        <w:pStyle w:val="CaptionedFigure"/>
-      </w:pPr>
-      <w:r>
-        <w:t xml:space="preserve">alt text</w:t>
-      </w:r>
-    </w:p>
-    <w:p>
-      <w:pPr>
-        <w:pStyle w:val="ImageCaption"/>
-      </w:pPr>
-      <w:r>
-        <w:t xml:space="preserve">alt text</w:t>
-      </w:r>
-    </w:p>
-    <w:bookmarkEnd w:id="29"/>
-    <w:bookmarkEnd w:id="30"/>
-    <w:bookmarkStart w:id="31" w:name="формирование-отчета-и-презентации"/>
+        <w:pStyle w:val="FirstParagraph"/>
+      </w:pPr>
+      <w:r>
+        <w:drawing>
+          <wp:inline>
+            <wp:extent cx="5334000" cy="3401121"/>
+            <wp:effectExtent b="0" l="0" r="0" t="0"/>
+            <wp:docPr descr="alt text" title="" id="1" name="Picture"/>
+            <a:graphic>
+              <a:graphicData uri="http://schemas.openxmlformats.org/drawingml/2006/picture">
+                <pic:pic>
+                  <pic:nvPicPr>
+                    <pic:cNvPr descr="C:\Users\kotof\Study\SciWriting\ex1\report_new\image\figure.png" id="0" name="Picture"/>
+                    <pic:cNvPicPr>
+                      <a:picLocks noChangeArrowheads="1" noChangeAspect="1"/>
+                    </pic:cNvPicPr>
+                  </pic:nvPicPr>
+                  <pic:blipFill>
+                    <a:blip r:embed="rId29"/>
+                    <a:stretch>
+                      <a:fillRect/>
+                    </a:stretch>
+                  </pic:blipFill>
+                  <pic:spPr bwMode="auto">
+                    <a:xfrm>
+                      <a:off x="0" y="0"/>
+                      <a:ext cx="5334000" cy="3401121"/>
+                    </a:xfrm>
+                    <a:prstGeom prst="rect">
+                      <a:avLst/>
+                    </a:prstGeom>
+                    <a:noFill/>
+                    <a:ln w="9525">
+                      <a:noFill/>
+                      <a:headEnd/>
+                      <a:tailEnd/>
+                    </a:ln>
+                  </pic:spPr>
+                </pic:pic>
+              </a:graphicData>
+            </a:graphic>
+          </wp:inline>
+        </w:drawing>
+      </w:r>
+      <w:r>
+        <w:t xml:space="preserve"> </w:t>
+      </w:r>
+      <w:r>
+        <w:drawing>
+          <wp:inline>
+            <wp:extent cx="5334000" cy="3401121"/>
+            <wp:effectExtent b="0" l="0" r="0" t="0"/>
+            <wp:docPr descr="alt text" title="" id="1" name="Picture"/>
+            <a:graphic>
+              <a:graphicData uri="http://schemas.openxmlformats.org/drawingml/2006/picture">
+                <pic:pic>
+                  <pic:nvPicPr>
+                    <pic:cNvPr descr="image/figure.png" id="0" name="Picture"/>
+                    <pic:cNvPicPr>
+                      <a:picLocks noChangeArrowheads="1" noChangeAspect="1"/>
+                    </pic:cNvPicPr>
+                  </pic:nvPicPr>
+                  <pic:blipFill>
+                    <a:blip r:embed="rId30"/>
+                    <a:stretch>
+                      <a:fillRect/>
+                    </a:stretch>
+                  </pic:blipFill>
+                  <pic:spPr bwMode="auto">
+                    <a:xfrm>
+                      <a:off x="0" y="0"/>
+                      <a:ext cx="5334000" cy="3401121"/>
+                    </a:xfrm>
+                    <a:prstGeom prst="rect">
+                      <a:avLst/>
+                    </a:prstGeom>
+                    <a:noFill/>
+                    <a:ln w="9525">
+                      <a:noFill/>
+                      <a:headEnd/>
+                      <a:tailEnd/>
+                    </a:ln>
+                  </pic:spPr>
+                </pic:pic>
+              </a:graphicData>
+            </a:graphic>
+          </wp:inline>
+        </w:drawing>
+      </w:r>
+    </w:p>
+    <w:bookmarkEnd w:id="31"/>
+    <w:bookmarkEnd w:id="32"/>
+    <w:bookmarkStart w:id="33" w:name="формирование-отчета-и-презентации"/>
     <w:p>
       <w:pPr>
         <w:pStyle w:val="Heading1"/>
@@ -791,8 +867,8 @@
         <w:t xml:space="preserve">Материалы размещаются в репозитории</w:t>
       </w:r>
     </w:p>
-    <w:bookmarkEnd w:id="31"/>
-    <w:bookmarkStart w:id="32" w:name="выводы"/>
+    <w:bookmarkEnd w:id="33"/>
+    <w:bookmarkStart w:id="34" w:name="выводы"/>
     <w:p>
       <w:pPr>
         <w:pStyle w:val="Heading1"/>
@@ -818,8 +894,8 @@
         <w:t xml:space="preserve">В ходе работы была установлена и проверена система TexLive, освоена базовая структура Latex докумнета и выполнена компиляция исходного файла в pdf. Подготовлена основа для дальнейших лабораторных работ.</w:t>
       </w:r>
     </w:p>
-    <w:bookmarkEnd w:id="32"/>
-    <w:bookmarkStart w:id="33" w:name="список-литературы"/>
+    <w:bookmarkEnd w:id="34"/>
+    <w:bookmarkStart w:id="35" w:name="список-литературы"/>
     <w:p>
       <w:pPr>
         <w:pStyle w:val="Heading1"/>
@@ -837,8 +913,8 @@
         <w:t xml:space="preserve">Список литературы</w:t>
       </w:r>
     </w:p>
-    <w:bookmarkEnd w:id="33"/>
-    <w:bookmarkStart w:id="34" w:name="X10e27648c55beafad18ab91d00122b16a3ead5d"/>
+    <w:bookmarkEnd w:id="35"/>
+    <w:bookmarkStart w:id="36" w:name="X10e27648c55beafad18ab91d00122b16a3ead5d"/>
     <w:p>
       <w:pPr>
         <w:pStyle w:val="Heading1"/>
@@ -856,7 +932,7 @@
         <w:t xml:space="preserve">Приложение ссылки на скринкасты и репозиторий</w:t>
       </w:r>
     </w:p>
-    <w:bookmarkEnd w:id="34"/>
+    <w:bookmarkEnd w:id="36"/>
     <w:sectPr/>
   </w:body>
 </w:document>
